--- a/docs/data/report_20260619.docx
+++ b/docs/data/report_20260619.docx
@@ -14,7 +14,7 @@
           <w:color w:val="1F3A5F"/>
           <w:sz w:val="32"/>
         </w:rPr>
-        <w:t>金利・建材高騰が加速する住宅市場と、経営の次の一手</w:t>
+        <w:t>2026年6月度 市場環境レポート：金利・建材高騰下における住宅市場の機会と課題</w:t>
       </w:r>
     </w:p>
     <w:p>
@@ -40,7 +40,7 @@
           <w:color w:val="2E75B6"/>
           <w:sz w:val="25"/>
         </w:rPr>
-        <w:t>住宅購入者の「資金計画」と「購買行動」の変化</w:t>
+        <w:t>顧客購買行動を左右する市場圧力と資金計画の深化</w:t>
       </w:r>
     </w:p>
     <w:p>
@@ -52,7 +52,7 @@
           <w:b/>
           <w:sz w:val="21"/>
         </w:rPr>
-        <w:t>■ 変動・固定金利動向と顧客への影響</w:t>
+        <w:t>■ 金利上昇と変動型住宅ローンへの傾倒</w:t>
       </w:r>
     </w:p>
     <w:p>
@@ -64,7 +64,7 @@
         <w:rPr>
           <w:sz w:val="21"/>
         </w:rPr>
-        <w:t>変動金利は低水準を維持しているものの、長期金利の上昇に伴い固定金利は引き続き上昇傾向にあります。特にフラット35金利も上昇しており、顧客にとって「将来の返済額への不安」が増大しています。この状況下では、単なる金利優遇の提示だけでは不十分であり、住宅会社の皆様には、プロの視点から将来を見据えたライフプランニングと、多様な金利タイプや返済計画を丁寧に説明する「資金計画のコンサルティング力」の強化が、成約率を高める上で極めて重要となります。大手では初期段階でFPと連携し、長期的な視点での資金シミュレーションを提供することで顧客の信頼を得ています。</w:t>
+        <w:t>現状、変動金利は依然低水準を維持するものの、固定金利型住宅ローン、特にフラット35の金利は高止まりが続いており、これが顧客の資金計画に大きな影響を与えています。住宅購入希望者は月々の返済額を抑えるため、変動金利型の選択を強く志向する傾向が顕著です。この状況下では、単に変動金利を推奨するだけでなく、将来の金利変動リスクを十分に説明し、ライフプランを踏まえた詳細な資金シミュレーションを提供することで、顧客の安心と信頼を勝ち取ることが商談成約の鍵となります。</w:t>
       </w:r>
     </w:p>
     <w:p>
@@ -76,7 +76,7 @@
           <w:b/>
           <w:sz w:val="21"/>
         </w:rPr>
-        <w:t>■ 建築費高騰が招く顧客の購買行動の変化</w:t>
+        <w:t>■ 着工鈍化と補助金活用による購買意欲喚起</w:t>
       </w:r>
     </w:p>
     <w:p>
@@ -88,7 +88,7 @@
         <w:rPr>
           <w:sz w:val="21"/>
         </w:rPr>
-        <w:t>建設資材高騰、人件費上昇は、そのまま最終的な建築費に転嫁され、顧客の予算を圧迫しています。これにより、住宅購入希望者は、より土地価格の安い郊外エリアへの転居や、コストを抑えたシンプルな設計の選択、補助金制度の積極活用、あるいは新築から中古住宅のリフォームへと購入行動がシフトする傾向にあります。商談においては、こうした顧客のニーズの変化を敏感に察知し、価格の透明性を高めるとともに、コストパフォーマンスに優れたプランや、補助金活用を前提とした提案を早期に行うことで、顧客の「購入への障壁」を低減し、新たな価値提供を図ることが求められます。</w:t>
+        <w:t>2026年に入っても新設住宅着工戸数の鈍化は続き、特に持ち家市場は厳しい状況にあります。金利上昇と資材高騰が消費者の購買意欲を減退させていることが主因です。このような状況では、集客から商談における初期段階で、顧客の漠然とした不安を具体的に解消する提案が不可欠です。例えば、まだ詳細が未発表の2026年度住宅関連補助金（子育てエコホーム支援事業の後継など）についても、現時点で想定される利用条件やメリットを先んじて伝え、予算計画に組み込むことで、具体的な購買メリットを早期に提示し、顧客の検討段階を前進させることが期待されます。大手HMが補助金を積極的に活用している点を参考に、貴社も情報収集を徹底し、提案準備を進めるべきです。</w:t>
       </w:r>
     </w:p>
     <w:p>
@@ -101,7 +101,7 @@
           <w:color w:val="2E75B6"/>
           <w:sz w:val="25"/>
         </w:rPr>
-        <w:t>建設コストの上昇圧力と安定供給への課題</w:t>
+        <w:t>原価構造と生産性を再構築する視点</w:t>
       </w:r>
     </w:p>
     <w:p>
@@ -113,7 +113,7 @@
           <w:b/>
           <w:sz w:val="21"/>
         </w:rPr>
-        <w:t>■ 複合的な要因による資材高騰とメーカー値上げ</w:t>
+        <w:t>■ 建材高騰・円安の常態化とサプライチェーンの再考</w:t>
       </w:r>
     </w:p>
     <w:p>
@@ -125,7 +125,7 @@
         <w:rPr>
           <w:sz w:val="21"/>
         </w:rPr>
-        <w:t>円安、エネルギー価格高騰、人件費上昇、国際情勢の不安定化といった複合的な要因により、H型鋼や配管用炭素鋼鋼管、軽油、鉄スクラップ、さらには中東情勢を受けた石油系建材（断熱材、塗料、ユニットバスなど）の価格高騰は継続しています。加えて、LIXIL、YKK AP、TOTOなどの主要メーカーが2025年以降、水栓金具、キッチン、サッシ、ドア、衛生陶器などで値上げを予定しており、今後も広範な分野で建築コストの上昇は不可避です。中小・地域工務店は、サプライチェーンの安定化に向けた仕入れ先の多角化や、協力会社との長期的な関係構築、代替材の積極的な検討と提案力を高めることが、変動リスクを吸収し、安定した原価管理を行う上で不可欠となります。</w:t>
+        <w:t>輸入建材を中心に、木材、鉄鋼、設備機器の価格高騰は2026年現在も継続し、一部では再上昇の動きも見られます。これに加えて、円安ドル高の状況も輸入原価を直接的に圧迫しており、貴社の粗利を大きく左右する脅威となっています。見積もり段階での原価計算の精度向上はもちろん、設計段階で国産材や国内メーカーの代替品を積極的に提案できる体制を構築することが重要です。また、安定的な資材調達のためには、特定のサプライヤーに依存せず、複数の調達ルートを確保し、早期発注や共同仕入れなど、コストとリスクを分散させる戦略的なサプライチェーンマネジメントが求められます。</w:t>
       </w:r>
     </w:p>
     <w:p>
@@ -137,7 +137,7 @@
           <w:b/>
           <w:sz w:val="21"/>
         </w:rPr>
-        <w:t>■ 「2024年問題」がもたらす現場コストと工期への影響</w:t>
+        <w:t>■ 省エネ基準義務化と人手不足への対応</w:t>
       </w:r>
     </w:p>
     <w:p>
@@ -149,7 +149,7 @@
         <w:rPr>
           <w:sz w:val="21"/>
         </w:rPr>
-        <w:t>2024年4月に建設業にも適用された残業時間規制は、現場の人件費上昇と工期遅延のリスクを顕在化させています。これにより、分譲住宅では販売価格への上昇圧力が、注文住宅では引き渡し遅延による顧客不満や追加費用の発生（仮住まい費用など）に直結する懸念があります。この構造的な労働力不足とコスト上昇に対応するためには、単なる工期延長ではなく、現場の生産性向上に資する取り組みが不可欠です。例えば、プレカット材の積極活用、デジタルツールによる工程管理の徹底、協力会社との密な連携による効率的な人員配置など、現場全体の業務効率化を進め、安定的な工期と品質を確保する仕組みづくりが喫緊の課題と言えるでしょう。</w:t>
+        <w:t>2025年4月からの省エネ基準適合義務化はすでに施行されており、これへの対応は全事業者にとって必須となりました。準備が遅れた企業は、仕様変更に伴うコスト増と対応工数の増大に直面している一方で、先行してZEH水準などを標準化している企業は、差別化と補助金活用で優位性を確立しています。さらに、建設業界全体の人手不足は深刻化の一途を辿り、特にベテラン職人の高齢化と若年層の入職者減少は、工期の長期化とコスト増の大きな要因です。これに対し、施工の標準化・モジュール化や、BIM/CIM活用によるDX推進で現場管理の効率化を図り、協力会社との長期的な関係構築を通じて安定的な施工体制を確保することが、持続的な事業運営には不可欠です。</w:t>
       </w:r>
     </w:p>
     <w:p>
@@ -162,7 +162,7 @@
           <w:color w:val="2E75B6"/>
           <w:sz w:val="25"/>
         </w:rPr>
-        <w:t>市場縮小期における住宅会社の戦略的対応</w:t>
+        <w:t>持続的成長に向けた事業戦略の転換</w:t>
       </w:r>
     </w:p>
     <w:p>
@@ -174,7 +174,7 @@
           <w:b/>
           <w:sz w:val="21"/>
         </w:rPr>
-        <w:t>■ 着工戸数減少の背景と市場の方向性</w:t>
+        <w:t>■ 大手ハウスメーカーの勝ち筋から学ぶ差別化戦略</w:t>
       </w:r>
     </w:p>
     <w:p>
@@ -186,7 +186,7 @@
         <w:rPr>
           <w:sz w:val="21"/>
         </w:rPr>
-        <w:t>2024年の新設住宅着工戸数は2年連続の減少となり、特に持ち家と分譲一戸建の落ち込みが顕著です。これは、建築費と土地取得費の継続的な上昇が、顧客の購買意欲を冷え込ませている明確な兆候です。市場全体が縮小傾向にある中で、従来の「新築供給」だけでは成長が難しくなる可能性があります。顧客のニーズが多様化し、「住まい」に対する価値観が変化する中で、単に住宅を販売するだけでなく、リノベーション、ZEH化改修、高性能住宅への補助金活用など、顧客の「住まい方」全体をサポートする事業領域への拡大や、地域に特化した高付加価値な提案へのシフトが、持続的な成長を可能にするでしょう。</w:t>
+        <w:t>大手ハウスメーカーは、資材調達のスケールメリットを活かして価格転嫁を進める傍ら、ZEH水準の住宅を標準化し、補助金制度の活用を前面に出して顧客獲得を目指しています。中小・地域工務店が単に価格で追随することは困難ですが、この動きから学ぶべきは「価値提案」の重要性です。例えば、大手HMが標準とするZEH水準を貴社も標準化することで、補助金活用を前提とした顧客への訴求力を高めることができます。さらに、地域密着ならではのきめ細やかなアフターサービスや、地域特性に合わせた独自の設計提案、地域経済への貢献といった強みを明確に打ち出すことで、大手HMとは異なる独自の「勝ち筋」を確立し、市場での差別化を図るべきです。</w:t>
       </w:r>
     </w:p>
     <w:p>
@@ -198,7 +198,7 @@
           <w:b/>
           <w:sz w:val="21"/>
         </w:rPr>
-        <w:t>■ 中小・地域工務店が今取り組むべき「勝ち筋」</w:t>
+        <w:t>■ 生産性向上と地域連携による競争力強化</w:t>
       </w:r>
     </w:p>
     <w:p>
@@ -210,7 +210,7 @@
         <w:rPr>
           <w:sz w:val="21"/>
         </w:rPr>
-        <w:t>大手のようなスケールメリットが難しい中小・地域工務店にとって、差別化と顧客満足度向上は生命線です。全国で伸びている会社は、顧客のニーズを深く捉え、独自の価値提供を行っています。貴社においても、地域の特性を活かした家づくり、高耐久・高性能住宅への注力、そして何よりも地域に根差したきめ細やかなアフターサポートの強化は、他社には真似できない強みとなります。また、ITツールを活用した顧客との情報共有の透明化、見積もり作成プロセスの効率化は、業務改善だけでなく顧客からの信頼獲得にも繋がります。短期的な価格競争に陥るのではなく、長期的な視点で「選ばれる住宅会社」となるための、独自のブランディングと顧客体験の向上に投資することが、今後の成長を左右する鍵となります。</w:t>
+        <w:t>厳しい市場環境下で持続的な成長を遂げるためには、短期的な対症療法に留まらず、生産性向上と事業体制の仕組み化が不可欠です。前述の人手不足や資材高騰に対し、プレカット工法の積極導入、現場での施工効率を高める工夫、そしてICTを活用した情報連携強化は、工期短縮とコスト削減に直結します。また、地域工務店同士の連携も視野に入れるべきです。共同での資材仕入れによりコストメリットを享受したり、共同で職人育成に取り組んだりすることで、個社だけでは難しい課題を乗り越える可能性があります。地元の競合との競争も意識しつつ、「全国で伸びている会社」の視点を取り入れ、常に事業を最適化していく姿勢が求められます。</w:t>
       </w:r>
     </w:p>
     <w:p/>
@@ -223,9 +223,7 @@
           <w:color w:val="444444"/>
           <w:sz w:val="20"/>
         </w:rPr>
-        <w:t>「金利」「資材高騰」「労働力不足」という構造的な課題は、住宅市場全体に大きな変革を迫っています。しかし、これは単なる逆風ではなく、既存のビジネスモデルを見直し、顧客への提供価値を再定義する絶好の機会と捉えることができます。短期的な対症療法に留まらず、長期的な視点で「選ばれる住宅会社」となるための経営戦略を練ることが、今、最も重要であると考えます。</w:t>
-        <w:br/>
-        <w:t>あくまで情報提供としての事例共有であり、実施は十分ご検討のうえご対応ください。</w:t>
+        <w:t>この市場環境レポートが、貴社の「次の一手」を考える上での一助となれば幸いです。市場の不確実性が高まる中、冷静かつ戦略的な視点での事業運営がより一層重要となります。記載の施策はあくまで情報提供としての事例共有であり、実施は貴社の経営状況や戦略方針を十分ご検討のうえご対応ください。</w:t>
       </w:r>
     </w:p>
     <w:p/>

--- a/docs/data/report_20260619.docx
+++ b/docs/data/report_20260619.docx
@@ -14,7 +14,7 @@
           <w:color w:val="1F3A5F"/>
           <w:sz w:val="32"/>
         </w:rPr>
-        <w:t>2026年6月度 市場環境レポート：金利・建材高騰下における住宅市場の機会と課題</w:t>
+        <w:t>金利・建材高騰長期化下における経営戦略の再構築 ～2026年後半の市場動向と実践的アプローチ～</w:t>
       </w:r>
     </w:p>
     <w:p>
@@ -40,7 +40,7 @@
           <w:color w:val="2E75B6"/>
           <w:sz w:val="25"/>
         </w:rPr>
-        <w:t>顧客購買行動を左右する市場圧力と資金計画の深化</w:t>
+        <w:t>資金計画への影響と集客・商談フェーズでの対応</w:t>
       </w:r>
     </w:p>
     <w:p>
@@ -52,7 +52,7 @@
           <w:b/>
           <w:sz w:val="21"/>
         </w:rPr>
-        <w:t>■ 金利上昇と変動型住宅ローンへの傾倒</w:t>
+        <w:t>■ 住宅ローン金利の緩やかな上昇傾向と顧客心理の変化</w:t>
       </w:r>
     </w:p>
     <w:p>
@@ -64,7 +64,7 @@
         <w:rPr>
           <w:sz w:val="21"/>
         </w:rPr>
-        <w:t>現状、変動金利は依然低水準を維持するものの、固定金利型住宅ローン、特にフラット35の金利は高止まりが続いており、これが顧客の資金計画に大きな影響を与えています。住宅購入希望者は月々の返済額を抑えるため、変動金利型の選択を強く志向する傾向が顕著です。この状況下では、単に変動金利を推奨するだけでなく、将来の金利変動リスクを十分に説明し、ライフプランを踏まえた詳細な資金シミュレーションを提供することで、顧客の安心と信頼を勝ち取ることが商談成約の鍵となります。</w:t>
+        <w:t>2026年6月現在、主要銀行の住宅ローン金利は変動0.7%台、10年固定1.7%台で推移しており、緩やかな上昇傾向が継続しています。この金利水準は、住宅取得の判断に慎重さを求める顧客層、特に高額所得者層以外への影響が顕著になり始めています。具体的には、これまで「変動金利なら無理なく購入できた」層が、月々の返済額増加を懸念し、契約を保留するケースや、より低価格帯の物件を検討する動きが見られます。営業担当者は、単に金利上昇を伝えるだけでなく、返済シミュレーションの提示や、将来的な金利変動リスクを考慮した資金計画の複数パターンの提示、さらには住宅ローンの固定金利や期間選択によるメリット・デメリットを丁寧に解説し、顧客の不安を払拭する質の高い商談が求められます。</w:t>
       </w:r>
     </w:p>
     <w:p>
@@ -76,7 +76,7 @@
           <w:b/>
           <w:sz w:val="21"/>
         </w:rPr>
-        <w:t>■ 着工鈍化と補助金活用による購買意欲喚起</w:t>
+        <w:t>■ 建材価格上昇の原価・見積への影響と価格戦略</w:t>
       </w:r>
     </w:p>
     <w:p>
@@ -88,7 +88,7 @@
         <w:rPr>
           <w:sz w:val="21"/>
         </w:rPr>
-        <w:t>2026年に入っても新設住宅着工戸数の鈍化は続き、特に持ち家市場は厳しい状況にあります。金利上昇と資材高騰が消費者の購買意欲を減退させていることが主因です。このような状況では、集客から商談における初期段階で、顧客の漠然とした不安を具体的に解消する提案が不可欠です。例えば、まだ詳細が未発表の2026年度住宅関連補助金（子育てエコホーム支援事業の後継など）についても、現時点で想定される利用条件やメリットを先んじて伝え、予算計画に組み込むことで、具体的な購買メリットを早期に提示し、顧客の検討段階を前進させることが期待されます。大手HMが補助金を積極的に活用している点を参考に、貴社も情報収集を徹底し、提案準備を進めるべきです。</w:t>
+        <w:t>木材、断熱材、鋼材といった主要建材の価格は、円安や国際情勢の影響を受け、2026年に入り継続的な上昇圧力が続いており、一部資材では前月比2〜3%の上昇が観測されています。これにより、標準仕様での建築コストが上昇し、粗利率の維持が困難になるケースが増加しています。大手ハウスメーカーが値上げ幅の抑制や商品ラインナップ強化で対応しているように、我々としても、単なる「値上げ」に留まらない価格戦略が必要です。例えば、標準仕様の省エネ性能をさらに高めることで、将来的な光熱費削減という「価値」を訴求し、価格上昇分を相殺する提案を行う、あるいは、ITを活用した業務効率化で間接コストを削減し、原価上昇分の一部を吸収する努力を継続することが重要です。また、顧客には建材高騰の背景と、自社がどのようにコスト吸収に努めているかを透明性を持って説明することが、信頼関係の維持に繋がります。</w:t>
       </w:r>
     </w:p>
     <w:p>
@@ -101,7 +101,7 @@
           <w:color w:val="2E75B6"/>
           <w:sz w:val="25"/>
         </w:rPr>
-        <w:t>原価構造と生産性を再構築する視点</w:t>
+        <w:t>執行フェーズにおける生産性向上と事業継続性の確保</w:t>
       </w:r>
     </w:p>
     <w:p>
@@ -113,7 +113,7 @@
           <w:b/>
           <w:sz w:val="21"/>
         </w:rPr>
-        <w:t>■ 建材高騰・円安の常態化とサプライチェーンの再考</w:t>
+        <w:t>■ 省エネ基準義務化定着への対応とZEH化投資の負担軽減策</w:t>
       </w:r>
     </w:p>
     <w:p>
@@ -125,7 +125,7 @@
         <w:rPr>
           <w:sz w:val="21"/>
         </w:rPr>
-        <w:t>輸入建材を中心に、木材、鉄鋼、設備機器の価格高騰は2026年現在も継続し、一部では再上昇の動きも見られます。これに加えて、円安ドル高の状況も輸入原価を直接的に圧迫しており、貴社の粗利を大きく左右する脅威となっています。見積もり段階での原価計算の精度向上はもちろん、設計段階で国産材や国内メーカーの代替品を積極的に提案できる体制を構築することが重要です。また、安定的な資材調達のためには、特定のサプライヤーに依存せず、複数の調達ルートを確保し、早期発注や共同仕入れなど、コストとリスクを分散させる戦略的なサプライチェーンマネジメントが求められます。</w:t>
+        <w:t>2025年4月施行の省エネ基準義務化は、2026年現在、一定の定着を見せていますが、一部中小工務店では未だ対応に遅れが見られ、ZEH化への初期投資負担が経営課題となっています。これは、設計・施工段階での仕様変更や、新たな資材・工法の導入コストに起因するものです。ZEH化は将来的な競争優位性を確保するために不可欠ですが、その投資負担を軽減するためには、国や自治体が提供する補助金制度（例：子育てエコホーム支援事業など）の積極的な活用と、早期申請が鍵となります。また、補助金に頼らない形でのZEH化実現に向け、断熱材や窓の性能向上によるランニングコスト削減効果を具体的に顧客に示し、投資対効果を明確に説明する営業・設計体制の構築が求められます。</w:t>
       </w:r>
     </w:p>
     <w:p>
@@ -137,7 +137,7 @@
           <w:b/>
           <w:sz w:val="21"/>
         </w:rPr>
-        <w:t>■ 省エネ基準義務化と人手不足への対応</w:t>
+        <w:t>■ 中東情勢、補助金制度の動向と事業計画への影響</w:t>
       </w:r>
     </w:p>
     <w:p>
@@ -149,68 +149,7 @@
         <w:rPr>
           <w:sz w:val="21"/>
         </w:rPr>
-        <w:t>2025年4月からの省エネ基準適合義務化はすでに施行されており、これへの対応は全事業者にとって必須となりました。準備が遅れた企業は、仕様変更に伴うコスト増と対応工数の増大に直面している一方で、先行してZEH水準などを標準化している企業は、差別化と補助金活用で優位性を確立しています。さらに、建設業界全体の人手不足は深刻化の一途を辿り、特にベテラン職人の高齢化と若年層の入職者減少は、工期の長期化とコスト増の大きな要因です。これに対し、施工の標準化・モジュール化や、BIM/CIM活用によるDX推進で現場管理の効率化を図り、協力会社との長期的な関係構築を通じて安定的な施工体制を確保することが、持続的な事業運営には不可欠です。</w:t>
-      </w:r>
-    </w:p>
-    <w:p>
-      <w:pPr>
-        <w:spacing w:before="200" w:after="80"/>
-      </w:pPr>
-      <w:r>
-        <w:rPr>
-          <w:b/>
-          <w:color w:val="2E75B6"/>
-          <w:sz w:val="25"/>
-        </w:rPr>
-        <w:t>持続的成長に向けた事業戦略の転換</w:t>
-      </w:r>
-    </w:p>
-    <w:p>
-      <w:pPr>
-        <w:spacing w:before="120" w:after="40"/>
-      </w:pPr>
-      <w:r>
-        <w:rPr>
-          <w:b/>
-          <w:sz w:val="21"/>
-        </w:rPr>
-        <w:t>■ 大手ハウスメーカーの勝ち筋から学ぶ差別化戦略</w:t>
-      </w:r>
-    </w:p>
-    <w:p>
-      <w:pPr>
-        <w:spacing w:line="312" w:lineRule="auto"/>
-        <w:ind w:left="283"/>
-      </w:pPr>
-      <w:r>
-        <w:rPr>
-          <w:sz w:val="21"/>
-        </w:rPr>
-        <w:t>大手ハウスメーカーは、資材調達のスケールメリットを活かして価格転嫁を進める傍ら、ZEH水準の住宅を標準化し、補助金制度の活用を前面に出して顧客獲得を目指しています。中小・地域工務店が単に価格で追随することは困難ですが、この動きから学ぶべきは「価値提案」の重要性です。例えば、大手HMが標準とするZEH水準を貴社も標準化することで、補助金活用を前提とした顧客への訴求力を高めることができます。さらに、地域密着ならではのきめ細やかなアフターサービスや、地域特性に合わせた独自の設計提案、地域経済への貢献といった強みを明確に打ち出すことで、大手HMとは異なる独自の「勝ち筋」を確立し、市場での差別化を図るべきです。</w:t>
-      </w:r>
-    </w:p>
-    <w:p>
-      <w:pPr>
-        <w:spacing w:before="120" w:after="40"/>
-      </w:pPr>
-      <w:r>
-        <w:rPr>
-          <w:b/>
-          <w:sz w:val="21"/>
-        </w:rPr>
-        <w:t>■ 生産性向上と地域連携による競争力強化</w:t>
-      </w:r>
-    </w:p>
-    <w:p>
-      <w:pPr>
-        <w:spacing w:line="312" w:lineRule="auto"/>
-        <w:ind w:left="283"/>
-      </w:pPr>
-      <w:r>
-        <w:rPr>
-          <w:sz w:val="21"/>
-        </w:rPr>
-        <w:t>厳しい市場環境下で持続的な成長を遂げるためには、短期的な対症療法に留まらず、生産性向上と事業体制の仕組み化が不可欠です。前述の人手不足や資材高騰に対し、プレカット工法の積極導入、現場での施工効率を高める工夫、そしてICTを活用した情報連携強化は、工期短縮とコスト削減に直結します。また、地域工務店同士の連携も視野に入れるべきです。共同での資材仕入れによりコストメリットを享受したり、共同で職人育成に取り組んだりすることで、個社だけでは難しい課題を乗り越える可能性があります。地元の競合との競争も意識しつつ、「全国で伸びている会社」の視点を取り入れ、常に事業を最適化していく姿勢が求められます。</w:t>
+        <w:t>中東情勢の緊迫化は、原油価格の上昇を通じて、輸送コストや関連資材価格に継続的に影響を与えるリスク要因として、2026年6月も引き続き注視が必要です。また、2026年度の住宅関連補助金は、申請受付開始から早期に予算上限に達する見込みです。これは、補助金終了後の反動減と、駆け込み需要による一時的な受注増加の後の需要の落ち込みといった、事業計画を立てる上での変動要素が大きくなることを示唆しています。このような外部環境の変化に対応するためには、不測の事態に備えた複数年の資材調達計画の見直しや、補助金に依存しない安定した受注基盤の構築が不可欠です。具体的には、リピーターや紹介による受注比率の向上、あるいは、付加価値の高いリフォーム・リノベーション事業の強化などが、短期的な外部要因の変動に左右されない経営の安定化に寄与すると考えられます。</w:t>
       </w:r>
     </w:p>
     <w:p/>
@@ -223,7 +162,9 @@
           <w:color w:val="444444"/>
           <w:sz w:val="20"/>
         </w:rPr>
-        <w:t>この市場環境レポートが、貴社の「次の一手」を考える上での一助となれば幸いです。市場の不確実性が高まる中、冷静かつ戦略的な視点での事業運営がより一層重要となります。記載の施策はあくまで情報提供としての事例共有であり、実施は貴社の経営状況や戦略方針を十分ご検討のうえご対応ください。</w:t>
+        <w:t>金利・建材価格の高騰が長期化する中、顧客の資金計画や、集客・商談、そして工事の執行といった事業のあらゆるフェーズにおいて、より一層の丁寧さと、変化への適応力が求められています。大手ハウスメーカーの動向や、全国で伸びている工務店の事例を参考に、自社にとって最適な「次の一手」を検討する材料として、本レポートがお役立てできれば幸いです。</w:t>
+        <w:br/>
+        <w:t>※本レポートは、現時点での市場動向に関する情報提供を目的としたものであり、個別の施策実施については、貴社の状況を十分にご検討のうえ、ご判断ください。</w:t>
       </w:r>
     </w:p>
     <w:p/>
